--- a/docs/WPS_Table_Sheels_augmented.docx
+++ b/docs/WPS_Table_Sheels_augmented.docx
@@ -2171,7 +2171,7 @@
                 <w:b/>
                 <w:sz w:val="18"/>
               </w:rPr>
-              <w:t>State-to-State Variation  (original → became)</w:t>
+              <w:t>State-to-State Variation — random-intercept basis  (original → became)</w:t>
             </w:r>
           </w:p>
         </w:tc>
@@ -2212,7 +2212,7 @@
                 <w:b w:val="0"/>
                 <w:sz w:val="18"/>
               </w:rPr>
-              <w:t>1.094 → 1.094</w:t>
+              <w:t>0.880 → 0.880</w:t>
             </w:r>
           </w:p>
         </w:tc>
@@ -2232,7 +2232,7 @@
                 <w:b w:val="0"/>
                 <w:sz w:val="18"/>
               </w:rPr>
-              <w:t>0.660 → 0.612</w:t>
+              <w:t>0.587 → 0.525</w:t>
             </w:r>
           </w:p>
         </w:tc>
@@ -2252,7 +2252,7 @@
                 <w:b w:val="0"/>
                 <w:sz w:val="18"/>
               </w:rPr>
-              <w:t>0.660 → 0.630</w:t>
+              <w:t>0.587 → 0.550</w:t>
             </w:r>
           </w:p>
         </w:tc>
@@ -2273,7 +2273,7 @@
                 <w:b w:val="0"/>
                 <w:sz w:val="18"/>
               </w:rPr>
-              <w:t xml:space="preserve">  σ²_u1  (between-state time slope)</w:t>
+              <w:t xml:space="preserve">  σ²_e   (within-state residual)</w:t>
             </w:r>
           </w:p>
         </w:tc>
@@ -2293,7 +2293,7 @@
                 <w:b w:val="0"/>
                 <w:sz w:val="18"/>
               </w:rPr>
-              <w:t>0.046 → 0.046</w:t>
+              <w:t>0.244 → 0.244</w:t>
             </w:r>
           </w:p>
         </w:tc>
@@ -2313,7 +2313,7 @@
                 <w:b w:val="0"/>
                 <w:sz w:val="18"/>
               </w:rPr>
-              <w:t>0.008 → 0.008</w:t>
+              <w:t>0.250 → 0.250</w:t>
             </w:r>
           </w:p>
         </w:tc>
@@ -2333,7 +2333,7 @@
                 <w:b w:val="0"/>
                 <w:sz w:val="18"/>
               </w:rPr>
-              <w:t>0.008 → 0.008</w:t>
+              <w:t>0.250 → 0.250</w:t>
             </w:r>
           </w:p>
         </w:tc>
@@ -2354,7 +2354,7 @@
                 <w:b w:val="0"/>
                 <w:sz w:val="18"/>
               </w:rPr>
-              <w:t xml:space="preserve">  σ_u01  (intercept–slope covariance)</w:t>
+              <w:t xml:space="preserve">  Δ σ²_u0 (between-state variance explained)</w:t>
             </w:r>
           </w:p>
         </w:tc>
@@ -2374,7 +2374,7 @@
                 <w:b w:val="0"/>
                 <w:sz w:val="18"/>
               </w:rPr>
-              <w:t>0.034 → 0.034</w:t>
+              <w:t>0.0%</w:t>
             </w:r>
           </w:p>
         </w:tc>
@@ -2394,7 +2394,7 @@
                 <w:b w:val="0"/>
                 <w:sz w:val="18"/>
               </w:rPr>
-              <w:t>0.024 → 0.028</w:t>
+              <w:t>10.6%</w:t>
             </w:r>
           </w:p>
         </w:tc>
@@ -2414,169 +2414,7 @@
                 <w:b w:val="0"/>
                 <w:sz w:val="18"/>
               </w:rPr>
-              <w:t>0.024 → 0.028</w:t>
-            </w:r>
-          </w:p>
-        </w:tc>
-      </w:tr>
-      <w:tr>
-        <w:tc>
-          <w:tcPr>
-            <w:tcW w:type="dxa" w:w="936"/>
-          </w:tcPr>
-          <w:p>
-            <w:pPr>
-              <w:jc w:val="left"/>
-            </w:pPr>
-            <w:r/>
-            <w:r>
-              <w:rPr>
-                <w:rFonts w:ascii="Helvetica" w:hAnsi="Helvetica"/>
-                <w:b w:val="0"/>
-                <w:sz w:val="18"/>
-              </w:rPr>
-              <w:t xml:space="preserve">  σ²_e   (within-state residual)</w:t>
-            </w:r>
-          </w:p>
-        </w:tc>
-        <w:tc>
-          <w:tcPr>
-            <w:tcW w:type="dxa" w:w="2808"/>
-            <w:gridSpan w:val="3"/>
-          </w:tcPr>
-          <w:p>
-            <w:pPr>
-              <w:jc w:val="center"/>
-            </w:pPr>
-            <w:r/>
-            <w:r>
-              <w:rPr>
-                <w:rFonts w:ascii="Helvetica" w:hAnsi="Helvetica"/>
-                <w:b w:val="0"/>
-                <w:sz w:val="18"/>
-              </w:rPr>
-              <w:t>0.165 → 0.165</w:t>
-            </w:r>
-          </w:p>
-        </w:tc>
-        <w:tc>
-          <w:tcPr>
-            <w:tcW w:type="dxa" w:w="2808"/>
-            <w:gridSpan w:val="3"/>
-          </w:tcPr>
-          <w:p>
-            <w:pPr>
-              <w:jc w:val="center"/>
-            </w:pPr>
-            <w:r/>
-            <w:r>
-              <w:rPr>
-                <w:rFonts w:ascii="Helvetica" w:hAnsi="Helvetica"/>
-                <w:b w:val="0"/>
-                <w:sz w:val="18"/>
-              </w:rPr>
-              <w:t>0.191 → 0.191</w:t>
-            </w:r>
-          </w:p>
-        </w:tc>
-        <w:tc>
-          <w:tcPr>
-            <w:tcW w:type="dxa" w:w="2808"/>
-            <w:gridSpan w:val="3"/>
-          </w:tcPr>
-          <w:p>
-            <w:pPr>
-              <w:jc w:val="center"/>
-            </w:pPr>
-            <w:r/>
-            <w:r>
-              <w:rPr>
-                <w:rFonts w:ascii="Helvetica" w:hAnsi="Helvetica"/>
-                <w:b w:val="0"/>
-                <w:sz w:val="18"/>
-              </w:rPr>
-              <w:t>0.191 → 0.192</w:t>
-            </w:r>
-          </w:p>
-        </w:tc>
-      </w:tr>
-      <w:tr>
-        <w:tc>
-          <w:tcPr>
-            <w:tcW w:type="dxa" w:w="936"/>
-          </w:tcPr>
-          <w:p>
-            <w:pPr>
-              <w:jc w:val="left"/>
-            </w:pPr>
-            <w:r/>
-            <w:r>
-              <w:rPr>
-                <w:rFonts w:ascii="Helvetica" w:hAnsi="Helvetica"/>
-                <w:b w:val="0"/>
-                <w:sz w:val="18"/>
-              </w:rPr>
-              <w:t xml:space="preserve">  Δ σ²_u0 (reduction vs baseline)</w:t>
-            </w:r>
-          </w:p>
-        </w:tc>
-        <w:tc>
-          <w:tcPr>
-            <w:tcW w:type="dxa" w:w="2808"/>
-            <w:gridSpan w:val="3"/>
-          </w:tcPr>
-          <w:p>
-            <w:pPr>
-              <w:jc w:val="center"/>
-            </w:pPr>
-            <w:r/>
-            <w:r>
-              <w:rPr>
-                <w:rFonts w:ascii="Helvetica" w:hAnsi="Helvetica"/>
-                <w:b w:val="0"/>
-                <w:sz w:val="18"/>
-              </w:rPr>
-              <w:t>0.0%</w:t>
-            </w:r>
-          </w:p>
-        </w:tc>
-        <w:tc>
-          <w:tcPr>
-            <w:tcW w:type="dxa" w:w="2808"/>
-            <w:gridSpan w:val="3"/>
-          </w:tcPr>
-          <w:p>
-            <w:pPr>
-              <w:jc w:val="center"/>
-            </w:pPr>
-            <w:r/>
-            <w:r>
-              <w:rPr>
-                <w:rFonts w:ascii="Helvetica" w:hAnsi="Helvetica"/>
-                <w:b w:val="0"/>
-                <w:sz w:val="18"/>
-              </w:rPr>
-              <w:t>7.3%</w:t>
-            </w:r>
-          </w:p>
-        </w:tc>
-        <w:tc>
-          <w:tcPr>
-            <w:tcW w:type="dxa" w:w="2808"/>
-            <w:gridSpan w:val="3"/>
-          </w:tcPr>
-          <w:p>
-            <w:pPr>
-              <w:jc w:val="center"/>
-            </w:pPr>
-            <w:r/>
-            <w:r>
-              <w:rPr>
-                <w:rFonts w:ascii="Helvetica" w:hAnsi="Helvetica"/>
-                <w:b w:val="0"/>
-                <w:sz w:val="18"/>
-              </w:rPr>
-              <w:t>4.6%</w:t>
+              <w:t>6.4%</w:t>
             </w:r>
           </w:p>
         </w:tc>
@@ -5203,7 +5041,7 @@
                 <w:b/>
                 <w:sz w:val="18"/>
               </w:rPr>
-              <w:t>State-to-State Variation  (original → became)</w:t>
+              <w:t>State-to-State Variation — random-intercept basis  (original → became)</w:t>
             </w:r>
           </w:p>
         </w:tc>
@@ -5244,7 +5082,7 @@
                 <w:b w:val="0"/>
                 <w:sz w:val="18"/>
               </w:rPr>
-              <w:t>0.632 → 0.632</w:t>
+              <w:t>0.532 → 0.532</w:t>
             </w:r>
           </w:p>
         </w:tc>
@@ -5264,7 +5102,7 @@
                 <w:b w:val="0"/>
                 <w:sz w:val="18"/>
               </w:rPr>
-              <w:t>0.636 → 0.715</w:t>
+              <w:t>0.537 → 0.434</w:t>
             </w:r>
           </w:p>
         </w:tc>
@@ -5284,7 +5122,7 @@
                 <w:b w:val="0"/>
                 <w:sz w:val="18"/>
               </w:rPr>
-              <w:t>0.636 → 0.402</w:t>
+              <w:t>0.537 → 0.331</w:t>
             </w:r>
           </w:p>
         </w:tc>
@@ -5305,7 +5143,7 @@
                 <w:b w:val="0"/>
                 <w:sz w:val="18"/>
               </w:rPr>
-              <w:t xml:space="preserve">  σ²_u1  (between-state time slope)</w:t>
+              <w:t xml:space="preserve">  σ²_e   (within-state residual)</w:t>
             </w:r>
           </w:p>
         </w:tc>
@@ -5325,7 +5163,7 @@
                 <w:b w:val="0"/>
                 <w:sz w:val="18"/>
               </w:rPr>
-              <w:t>0.004 → 0.004</w:t>
+              <w:t>0.323 → 0.323</w:t>
             </w:r>
           </w:p>
         </w:tc>
@@ -5345,7 +5183,7 @@
                 <w:b w:val="0"/>
                 <w:sz w:val="18"/>
               </w:rPr>
-              <w:t>0.004 → 0.005</w:t>
+              <w:t>0.328 → 0.328</w:t>
             </w:r>
           </w:p>
         </w:tc>
@@ -5365,7 +5203,7 @@
                 <w:b w:val="0"/>
                 <w:sz w:val="18"/>
               </w:rPr>
-              <w:t>0.004 → 0.004</w:t>
+              <w:t>0.328 → 0.329</w:t>
             </w:r>
           </w:p>
         </w:tc>
@@ -5386,7 +5224,7 @@
                 <w:b w:val="0"/>
                 <w:sz w:val="18"/>
               </w:rPr>
-              <w:t xml:space="preserve">  σ_u01  (intercept–slope covariance)</w:t>
+              <w:t xml:space="preserve">  Δ σ²_u0 (between-state variance explained)</w:t>
             </w:r>
           </w:p>
         </w:tc>
@@ -5406,7 +5244,7 @@
                 <w:b w:val="0"/>
                 <w:sz w:val="18"/>
               </w:rPr>
-              <w:t>0.036 → 0.036</w:t>
+              <w:t>0.0%</w:t>
             </w:r>
           </w:p>
         </w:tc>
@@ -5426,7 +5264,7 @@
                 <w:b w:val="0"/>
                 <w:sz w:val="18"/>
               </w:rPr>
-              <w:t>0.035 → 0.047</w:t>
+              <w:t>19.2%</w:t>
             </w:r>
           </w:p>
         </w:tc>
@@ -5446,169 +5284,7 @@
                 <w:b w:val="0"/>
                 <w:sz w:val="18"/>
               </w:rPr>
-              <w:t>0.035 → 0.026</w:t>
-            </w:r>
-          </w:p>
-        </w:tc>
-      </w:tr>
-      <w:tr>
-        <w:tc>
-          <w:tcPr>
-            <w:tcW w:type="dxa" w:w="936"/>
-          </w:tcPr>
-          <w:p>
-            <w:pPr>
-              <w:jc w:val="left"/>
-            </w:pPr>
-            <w:r/>
-            <w:r>
-              <w:rPr>
-                <w:rFonts w:ascii="Helvetica" w:hAnsi="Helvetica"/>
-                <w:b w:val="0"/>
-                <w:sz w:val="18"/>
-              </w:rPr>
-              <w:t xml:space="preserve">  σ²_e   (within-state residual)</w:t>
-            </w:r>
-          </w:p>
-        </w:tc>
-        <w:tc>
-          <w:tcPr>
-            <w:tcW w:type="dxa" w:w="2808"/>
-            <w:gridSpan w:val="3"/>
-          </w:tcPr>
-          <w:p>
-            <w:pPr>
-              <w:jc w:val="center"/>
-            </w:pPr>
-            <w:r/>
-            <w:r>
-              <w:rPr>
-                <w:rFonts w:ascii="Helvetica" w:hAnsi="Helvetica"/>
-                <w:b w:val="0"/>
-                <w:sz w:val="18"/>
-              </w:rPr>
-              <w:t>0.296 → 0.296</w:t>
-            </w:r>
-          </w:p>
-        </w:tc>
-        <w:tc>
-          <w:tcPr>
-            <w:tcW w:type="dxa" w:w="2808"/>
-            <w:gridSpan w:val="3"/>
-          </w:tcPr>
-          <w:p>
-            <w:pPr>
-              <w:jc w:val="center"/>
-            </w:pPr>
-            <w:r/>
-            <w:r>
-              <w:rPr>
-                <w:rFonts w:ascii="Helvetica" w:hAnsi="Helvetica"/>
-                <w:b w:val="0"/>
-                <w:sz w:val="18"/>
-              </w:rPr>
-              <w:t>0.301 → 0.295</w:t>
-            </w:r>
-          </w:p>
-        </w:tc>
-        <w:tc>
-          <w:tcPr>
-            <w:tcW w:type="dxa" w:w="2808"/>
-            <w:gridSpan w:val="3"/>
-          </w:tcPr>
-          <w:p>
-            <w:pPr>
-              <w:jc w:val="center"/>
-            </w:pPr>
-            <w:r/>
-            <w:r>
-              <w:rPr>
-                <w:rFonts w:ascii="Helvetica" w:hAnsi="Helvetica"/>
-                <w:b w:val="0"/>
-                <w:sz w:val="18"/>
-              </w:rPr>
-              <w:t>0.301 → 0.302</w:t>
-            </w:r>
-          </w:p>
-        </w:tc>
-      </w:tr>
-      <w:tr>
-        <w:tc>
-          <w:tcPr>
-            <w:tcW w:type="dxa" w:w="936"/>
-          </w:tcPr>
-          <w:p>
-            <w:pPr>
-              <w:jc w:val="left"/>
-            </w:pPr>
-            <w:r/>
-            <w:r>
-              <w:rPr>
-                <w:rFonts w:ascii="Helvetica" w:hAnsi="Helvetica"/>
-                <w:b w:val="0"/>
-                <w:sz w:val="18"/>
-              </w:rPr>
-              <w:t xml:space="preserve">  Δ σ²_u0 (reduction vs baseline)</w:t>
-            </w:r>
-          </w:p>
-        </w:tc>
-        <w:tc>
-          <w:tcPr>
-            <w:tcW w:type="dxa" w:w="2808"/>
-            <w:gridSpan w:val="3"/>
-          </w:tcPr>
-          <w:p>
-            <w:pPr>
-              <w:jc w:val="center"/>
-            </w:pPr>
-            <w:r/>
-            <w:r>
-              <w:rPr>
-                <w:rFonts w:ascii="Helvetica" w:hAnsi="Helvetica"/>
-                <w:b w:val="0"/>
-                <w:sz w:val="18"/>
-              </w:rPr>
-              <w:t>0.0%</w:t>
-            </w:r>
-          </w:p>
-        </w:tc>
-        <w:tc>
-          <w:tcPr>
-            <w:tcW w:type="dxa" w:w="2808"/>
-            <w:gridSpan w:val="3"/>
-          </w:tcPr>
-          <w:p>
-            <w:pPr>
-              <w:jc w:val="center"/>
-            </w:pPr>
-            <w:r/>
-            <w:r>
-              <w:rPr>
-                <w:rFonts w:ascii="Helvetica" w:hAnsi="Helvetica"/>
-                <w:b w:val="0"/>
-                <w:sz w:val="18"/>
-              </w:rPr>
-              <w:t>-12.5%</w:t>
-            </w:r>
-          </w:p>
-        </w:tc>
-        <w:tc>
-          <w:tcPr>
-            <w:tcW w:type="dxa" w:w="2808"/>
-            <w:gridSpan w:val="3"/>
-          </w:tcPr>
-          <w:p>
-            <w:pPr>
-              <w:jc w:val="center"/>
-            </w:pPr>
-            <w:r/>
-            <w:r>
-              <w:rPr>
-                <w:rFonts w:ascii="Helvetica" w:hAnsi="Helvetica"/>
-                <w:b w:val="0"/>
-                <w:sz w:val="18"/>
-              </w:rPr>
-              <w:t>36.8%</w:t>
+              <w:t>38.4%</w:t>
             </w:r>
           </w:p>
         </w:tc>
@@ -5890,7 +5566,7 @@
           <w:rFonts w:ascii="Helvetica" w:hAnsi="Helvetica"/>
           <w:sz w:val="18"/>
         </w:rPr>
-        <w:t>Each model reports the unstandardized coefficient b, its standard error (SE), and the fully standardized coefficient β = b·SD(x)/SD(y), with SDs taken on that column's own analytic sample. β for the time polynomials and log(Inspections+1) is reported for completeness but is of limited interpretive value. The State-to-State Variation block shows each random-effects component as the value under a time-only baseline (re-estimated on the same sample) → the value under the fitted model; Δ σ²_u0 is the percent reduction in between-state intercept variance. A negative Δ (e.g., Violations Model 2) means the added Level-2 predictors raised between-state intercept variance on that sample — a genuine suppression/reallocation effect given the correlated random slope, not a sign error. Both outcomes are log(count+1); the violations model includes log(inspections+1) as a contemporaneous predictor. Spending variables use mean 2011–2019 STAG obligations over mean 2011–2019 BLS employment; MS/RI/WV (like HI/TN/UT) received no CFDA 66.700 obligations and are coded $0. AK/RI/VT drop from Spending/applicator columns (BLS never publishes SOC 37-3012 for them), giving N=47 states. + p&lt;.10, * p&lt;.05, ** p&lt;.01, *** p&lt;.001.</w:t>
+        <w:t>Each model reports the unstandardized coefficient b, its standard error (SE), and the fully standardized coefficient β = b·SD(x)/SD(y), with SDs taken on that column's own analytic sample. β for the time polynomials and log(Inspections+1) is reported for completeness but is of limited interpretive value. Coefficients (b, SE, β) come from the paper spec — a random intercept plus a random linear-time slope by state. The State-to-State Variation block is instead read from random-INTERCEPT-only models (baseline and fitted, same sample): it shows σ²_u0 and the residual σ²_e as the value under a time-only baseline → the value under the fitted model, and Δ σ²_u0 as the percent of between-state intercept variance explained. The random-intercept basis is used here because in the random-slope model σ²_u0 is the between-state variance at the centering year (2017) and trades off against the slope variance/covariance, so its reduction is not bounded to [0,1]; the random-intercept statistic is the conventional between-state variance-explained. Both outcomes are log(count+1); the violations model includes log(inspections+1) as a contemporaneous predictor. Spending variables use mean 2011–2019 STAG obligations over mean 2011–2019 BLS employment; MS/RI/WV (like HI/TN/UT) received no CFDA 66.700 obligations and are coded $0. AK/RI/VT drop from Spending/applicator columns (BLS never publishes SOC 37-3012 for them), giving N=47 states. + p&lt;.10, * p&lt;.05, ** p&lt;.01, *** p&lt;.001.</w:t>
       </w:r>
     </w:p>
     <w:sectPr>

--- a/docs/WPS_Table_Sheels_augmented.docx
+++ b/docs/WPS_Table_Sheels_augmented.docx
@@ -2171,7 +2171,7 @@
                 <w:b/>
                 <w:sz w:val="18"/>
               </w:rPr>
-              <w:t>State-to-State Variation — random-intercept basis  (original → became)</w:t>
+              <w:t>State-to-State Variation — random-intercept basis  (Model 1 baseline → model)</w:t>
             </w:r>
           </w:p>
         </w:tc>
@@ -2232,7 +2232,7 @@
                 <w:b w:val="0"/>
                 <w:sz w:val="18"/>
               </w:rPr>
-              <w:t>0.587 → 0.525</w:t>
+              <w:t>0.880 → 0.525</w:t>
             </w:r>
           </w:p>
         </w:tc>
@@ -2252,7 +2252,7 @@
                 <w:b w:val="0"/>
                 <w:sz w:val="18"/>
               </w:rPr>
-              <w:t>0.587 → 0.550</w:t>
+              <w:t>0.880 → 0.550</w:t>
             </w:r>
           </w:p>
         </w:tc>
@@ -2313,7 +2313,7 @@
                 <w:b w:val="0"/>
                 <w:sz w:val="18"/>
               </w:rPr>
-              <w:t>0.250 → 0.250</w:t>
+              <w:t>0.244 → 0.250</w:t>
             </w:r>
           </w:p>
         </w:tc>
@@ -2333,7 +2333,7 @@
                 <w:b w:val="0"/>
                 <w:sz w:val="18"/>
               </w:rPr>
-              <w:t>0.250 → 0.250</w:t>
+              <w:t>0.244 → 0.250</w:t>
             </w:r>
           </w:p>
         </w:tc>
@@ -2394,7 +2394,7 @@
                 <w:b w:val="0"/>
                 <w:sz w:val="18"/>
               </w:rPr>
-              <w:t>10.6%</w:t>
+              <w:t>40.3%</w:t>
             </w:r>
           </w:p>
         </w:tc>
@@ -2414,7 +2414,7 @@
                 <w:b w:val="0"/>
                 <w:sz w:val="18"/>
               </w:rPr>
-              <w:t>6.4%</w:t>
+              <w:t>37.5%</w:t>
             </w:r>
           </w:p>
         </w:tc>
@@ -5041,7 +5041,7 @@
                 <w:b/>
                 <w:sz w:val="18"/>
               </w:rPr>
-              <w:t>State-to-State Variation — random-intercept basis  (original → became)</w:t>
+              <w:t>State-to-State Variation — random-intercept basis  (Model 1 baseline → model)</w:t>
             </w:r>
           </w:p>
         </w:tc>
@@ -5102,7 +5102,7 @@
                 <w:b w:val="0"/>
                 <w:sz w:val="18"/>
               </w:rPr>
-              <w:t>0.537 → 0.434</w:t>
+              <w:t>0.532 → 0.434</w:t>
             </w:r>
           </w:p>
         </w:tc>
@@ -5122,7 +5122,7 @@
                 <w:b w:val="0"/>
                 <w:sz w:val="18"/>
               </w:rPr>
-              <w:t>0.537 → 0.331</w:t>
+              <w:t>0.532 → 0.331</w:t>
             </w:r>
           </w:p>
         </w:tc>
@@ -5183,7 +5183,7 @@
                 <w:b w:val="0"/>
                 <w:sz w:val="18"/>
               </w:rPr>
-              <w:t>0.328 → 0.328</w:t>
+              <w:t>0.323 → 0.328</w:t>
             </w:r>
           </w:p>
         </w:tc>
@@ -5203,7 +5203,7 @@
                 <w:b w:val="0"/>
                 <w:sz w:val="18"/>
               </w:rPr>
-              <w:t>0.328 → 0.329</w:t>
+              <w:t>0.323 → 0.329</w:t>
             </w:r>
           </w:p>
         </w:tc>
@@ -5264,7 +5264,7 @@
                 <w:b w:val="0"/>
                 <w:sz w:val="18"/>
               </w:rPr>
-              <w:t>19.2%</w:t>
+              <w:t>18.4%</w:t>
             </w:r>
           </w:p>
         </w:tc>
@@ -5284,7 +5284,7 @@
                 <w:b w:val="0"/>
                 <w:sz w:val="18"/>
               </w:rPr>
-              <w:t>38.4%</w:t>
+              <w:t>37.8%</w:t>
             </w:r>
           </w:p>
         </w:tc>
@@ -5566,7 +5566,7 @@
           <w:rFonts w:ascii="Helvetica" w:hAnsi="Helvetica"/>
           <w:sz w:val="18"/>
         </w:rPr>
-        <w:t>Each model reports the unstandardized coefficient b, its standard error (SE), and the fully standardized coefficient β = b·SD(x)/SD(y), with SDs taken on that column's own analytic sample. β for the time polynomials and log(Inspections+1) is reported for completeness but is of limited interpretive value. Coefficients (b, SE, β) come from the paper spec — a random intercept plus a random linear-time slope by state. The State-to-State Variation block is instead read from random-INTERCEPT-only models (baseline and fitted, same sample): it shows σ²_u0 and the residual σ²_e as the value under a time-only baseline → the value under the fitted model, and Δ σ²_u0 as the percent of between-state intercept variance explained. The random-intercept basis is used here because in the random-slope model σ²_u0 is the between-state variance at the centering year (2017) and trades off against the slope variance/covariance, so its reduction is not bounded to [0,1]; the random-intercept statistic is the conventional between-state variance-explained. Both outcomes are log(count+1); the violations model includes log(inspections+1) as a contemporaneous predictor. Spending variables use mean 2011–2019 STAG obligations over mean 2011–2019 BLS employment; MS/RI/WV (like HI/TN/UT) received no CFDA 66.700 obligations and are coded $0. AK/RI/VT drop from Spending/applicator columns (BLS never publishes SOC 37-3012 for them), giving N=47 states. + p&lt;.10, * p&lt;.05, ** p&lt;.01, *** p&lt;.001.</w:t>
+        <w:t>Each model reports the unstandardized coefficient b, its standard error (SE), and the fully standardized coefficient β = b·SD(x)/SD(y), with SDs taken on that column's own analytic sample. β for the time polynomials and log(Inspections+1) is reported for completeness but is of limited interpretive value. Coefficients (b, SE, β) come from the paper spec — a random intercept plus a random linear-time slope by state. The State-to-State Variation block is read from random-INTERCEPT-only models. Every column is referenced to the same Model 1 baseline (Model 1’s σ²): the σ²_u0 and σ²_e rows show that Model 1 value → the value under the fitted model, and Δ σ²_u0 is the percent of Model 1 between-state intercept variance explained. The random-intercept basis is used because in the random-slope model σ²_u0 is the between-state variance at the centering year (2017) and trades off against the slope variance/covariance, so its reduction is not bounded to [0,1]. Note: in the inspections table, Models 2–3 omit Alaska, Rhode Island, and Vermont (no BLS applicator data), and those three states carry much of the between-state inspection variance, so part of that column’s reduction against Model 1 reflects the narrower sample as well as the covariates; the violations table is unaffected. Both outcomes are log(count+1); the violations model includes log(inspections+1) as a contemporaneous predictor. Spending variables use mean 2011–2019 STAG obligations over mean 2011–2019 BLS employment; MS/RI/WV (like HI/TN/UT) received no CFDA 66.700 obligations and are coded $0. AK/RI/VT drop from Spending/applicator columns (BLS never publishes SOC 37-3012 for them), giving N=47 states. + p&lt;.10, * p&lt;.05, ** p&lt;.01, *** p&lt;.001.</w:t>
       </w:r>
     </w:p>
     <w:sectPr>

--- a/docs/WPS_Table_Sheels_augmented.docx
+++ b/docs/WPS_Table_Sheels_augmented.docx
@@ -5566,7 +5566,7 @@
           <w:rFonts w:ascii="Helvetica" w:hAnsi="Helvetica"/>
           <w:sz w:val="18"/>
         </w:rPr>
-        <w:t>Each model reports the unstandardized coefficient b, its standard error (SE), and the fully standardized coefficient β = b·SD(x)/SD(y), with SDs taken on that column's own analytic sample. β for the time polynomials and log(Inspections+1) is reported for completeness but is of limited interpretive value. Coefficients (b, SE, β) come from the paper spec — a random intercept plus a random linear-time slope by state. The State-to-State Variation block is read from random-INTERCEPT-only models. Every column is referenced to the same Model 1 baseline (Model 1’s σ²): the σ²_u0 and σ²_e rows show that Model 1 value → the value under the fitted model, and Δ σ²_u0 is the percent of Model 1 between-state intercept variance explained. The random-intercept basis is used because in the random-slope model σ²_u0 is the between-state variance at the centering year (2017) and trades off against the slope variance/covariance, so its reduction is not bounded to [0,1]. Note: in the inspections table, Models 2–3 omit Alaska, Rhode Island, and Vermont (no BLS applicator data), and those three states carry much of the between-state inspection variance, so part of that column’s reduction against Model 1 reflects the narrower sample as well as the covariates; the violations table is unaffected. Both outcomes are log(count+1); the violations model includes log(inspections+1) as a contemporaneous predictor. Spending variables use mean 2011–2019 STAG obligations over mean 2011–2019 BLS employment; MS/RI/WV (like HI/TN/UT) received no CFDA 66.700 obligations and are coded $0. AK/RI/VT drop from Spending/applicator columns (BLS never publishes SOC 37-3012 for them), giving N=47 states. + p&lt;.10, * p&lt;.05, ** p&lt;.01, *** p&lt;.001.</w:t>
+        <w:t>Each model reports the unstandardized coefficient b, its standard error (SE), and the fully standardized coefficient β = b·SD(x)/SD(y), with SDs taken on that column's own analytic sample. β for the time polynomials and log(Inspections+1) is reported for completeness but is of limited interpretive value. Coefficients (b, SE, β) come from the paper spec — a random intercept plus a random linear-time slope by state. The State-to-State Variation block is read from random-INTERCEPT-only models. Every column is referenced to the same Model 1 baseline (Model 1’s σ²): the σ²_u0 and σ²_e rows show that Model 1 value → the value under the fitted model, and Δ σ²_u0 is the percent of Model 1 between-state intercept variance explained. The random-intercept basis is used because in the random-slope model σ²_u0 is the between-state variance at the centering year (2017) and trades off against the slope variance/covariance, so its reduction is not bounded to [0,1]. Note: in the inspections table, Models 2–3 omit Alaska, Rhode Island, and Vermont (no BLS applicator data), and those three states carry much of the between-state inspection variance, so part of that column’s reduction against Model 1 reflects the narrower sample as well as the covariates; the violations table is unaffected. Both outcomes are log(count+1); the violations model includes log(inspections+1) as a contemporaneous predictor. Outcomes come from the “establishments” view of EPA’s ECHO State Pesticide Dashboard, which EPA publishes only through 2019. Spending variables use mean 2011–2019 STAG obligations over mean 2011–2019 BLS employment; MS/RI/WV (like HI/TN/UT) received no CFDA 66.700 obligations and are coded $0. AK/RI/VT drop from Spending/applicator columns (BLS never publishes SOC 37-3012 for them), giving N=47 states. + p&lt;.10, * p&lt;.05, ** p&lt;.01, *** p&lt;.001.</w:t>
       </w:r>
     </w:p>
     <w:sectPr>

--- a/docs/WPS_Table_Sheels_augmented.docx
+++ b/docs/WPS_Table_Sheels_augmented.docx
@@ -364,26 +364,26 @@
                 <w:b w:val="0"/>
                 <w:sz w:val="18"/>
               </w:rPr>
-              <w:t>-0.069*</w:t>
-            </w:r>
-          </w:p>
-        </w:tc>
-        <w:tc>
-          <w:tcPr>
-            <w:tcW w:type="dxa" w:w="936"/>
-          </w:tcPr>
-          <w:p>
-            <w:pPr>
-              <w:jc w:val="center"/>
-            </w:pPr>
-            <w:r/>
-            <w:r>
-              <w:rPr>
-                <w:rFonts w:ascii="Helvetica" w:hAnsi="Helvetica"/>
-                <w:b w:val="0"/>
-                <w:sz w:val="18"/>
-              </w:rPr>
-              <w:t>(0.034)</w:t>
+              <w:t>-0.069***</w:t>
+            </w:r>
+          </w:p>
+        </w:tc>
+        <w:tc>
+          <w:tcPr>
+            <w:tcW w:type="dxa" w:w="936"/>
+          </w:tcPr>
+          <w:p>
+            <w:pPr>
+              <w:jc w:val="center"/>
+            </w:pPr>
+            <w:r/>
+            <w:r>
+              <w:rPr>
+                <w:rFonts w:ascii="Helvetica" w:hAnsi="Helvetica"/>
+                <w:b w:val="0"/>
+                <w:sz w:val="18"/>
+              </w:rPr>
+              <w:t>(0.020)</w:t>
             </w:r>
           </w:p>
         </w:tc>
@@ -3099,7 +3099,7 @@
                 <w:b w:val="0"/>
                 <w:sz w:val="18"/>
               </w:rPr>
-              <w:t>0.172**</w:t>
+              <w:t>0.178**</w:t>
             </w:r>
           </w:p>
         </w:tc>
@@ -3137,7 +3137,7 @@
                 <w:b w:val="0"/>
                 <w:sz w:val="18"/>
               </w:rPr>
-              <w:t>0.156</w:t>
+              <w:t>0.161</w:t>
             </w:r>
           </w:p>
         </w:tc>
@@ -3329,7 +3329,7 @@
                 <w:b w:val="0"/>
                 <w:sz w:val="18"/>
               </w:rPr>
-              <w:t>0.543</w:t>
+              <w:t>0.544</w:t>
             </w:r>
           </w:p>
         </w:tc>
@@ -3521,7 +3521,7 @@
                 <w:b w:val="0"/>
                 <w:sz w:val="18"/>
               </w:rPr>
-              <w:t>-0.298</w:t>
+              <w:t>-0.299</w:t>
             </w:r>
           </w:p>
         </w:tc>
@@ -3926,45 +3926,45 @@
                 <w:b w:val="0"/>
                 <w:sz w:val="18"/>
               </w:rPr>
-              <w:t>-0.159</w:t>
-            </w:r>
-          </w:p>
-        </w:tc>
-        <w:tc>
-          <w:tcPr>
-            <w:tcW w:type="dxa" w:w="936"/>
-          </w:tcPr>
-          <w:p>
-            <w:pPr>
-              <w:jc w:val="center"/>
-            </w:pPr>
-            <w:r/>
-            <w:r>
-              <w:rPr>
-                <w:rFonts w:ascii="Helvetica" w:hAnsi="Helvetica"/>
-                <w:b w:val="0"/>
-                <w:sz w:val="18"/>
-              </w:rPr>
-              <w:t>(0.108)</w:t>
-            </w:r>
-          </w:p>
-        </w:tc>
-        <w:tc>
-          <w:tcPr>
-            <w:tcW w:type="dxa" w:w="936"/>
-          </w:tcPr>
-          <w:p>
-            <w:pPr>
-              <w:jc w:val="center"/>
-            </w:pPr>
-            <w:r/>
-            <w:r>
-              <w:rPr>
-                <w:rFonts w:ascii="Helvetica" w:hAnsi="Helvetica"/>
-                <w:b w:val="0"/>
-                <w:sz w:val="18"/>
-              </w:rPr>
-              <w:t>-0.154</w:t>
+              <w:t>-0.172+</w:t>
+            </w:r>
+          </w:p>
+        </w:tc>
+        <w:tc>
+          <w:tcPr>
+            <w:tcW w:type="dxa" w:w="936"/>
+          </w:tcPr>
+          <w:p>
+            <w:pPr>
+              <w:jc w:val="center"/>
+            </w:pPr>
+            <w:r/>
+            <w:r>
+              <w:rPr>
+                <w:rFonts w:ascii="Helvetica" w:hAnsi="Helvetica"/>
+                <w:b w:val="0"/>
+                <w:sz w:val="18"/>
+              </w:rPr>
+              <w:t>(0.102)</w:t>
+            </w:r>
+          </w:p>
+        </w:tc>
+        <w:tc>
+          <w:tcPr>
+            <w:tcW w:type="dxa" w:w="936"/>
+          </w:tcPr>
+          <w:p>
+            <w:pPr>
+              <w:jc w:val="center"/>
+            </w:pPr>
+            <w:r/>
+            <w:r>
+              <w:rPr>
+                <w:rFonts w:ascii="Helvetica" w:hAnsi="Helvetica"/>
+                <w:b w:val="0"/>
+                <w:sz w:val="18"/>
+              </w:rPr>
+              <w:t>-0.168</w:t>
             </w:r>
           </w:p>
         </w:tc>
@@ -4115,45 +4115,45 @@
                 <w:b w:val="0"/>
                 <w:sz w:val="18"/>
               </w:rPr>
-              <w:t>-0.315*</w:t>
-            </w:r>
-          </w:p>
-        </w:tc>
-        <w:tc>
-          <w:tcPr>
-            <w:tcW w:type="dxa" w:w="936"/>
-          </w:tcPr>
-          <w:p>
-            <w:pPr>
-              <w:jc w:val="center"/>
-            </w:pPr>
-            <w:r/>
-            <w:r>
-              <w:rPr>
-                <w:rFonts w:ascii="Helvetica" w:hAnsi="Helvetica"/>
-                <w:b w:val="0"/>
-                <w:sz w:val="18"/>
-              </w:rPr>
-              <w:t>(0.145)</w:t>
-            </w:r>
-          </w:p>
-        </w:tc>
-        <w:tc>
-          <w:tcPr>
-            <w:tcW w:type="dxa" w:w="936"/>
-          </w:tcPr>
-          <w:p>
-            <w:pPr>
-              <w:jc w:val="center"/>
-            </w:pPr>
-            <w:r/>
-            <w:r>
-              <w:rPr>
-                <w:rFonts w:ascii="Helvetica" w:hAnsi="Helvetica"/>
-                <w:b w:val="0"/>
-                <w:sz w:val="18"/>
-              </w:rPr>
-              <w:t>-0.203</w:t>
+              <w:t>-0.329*</w:t>
+            </w:r>
+          </w:p>
+        </w:tc>
+        <w:tc>
+          <w:tcPr>
+            <w:tcW w:type="dxa" w:w="936"/>
+          </w:tcPr>
+          <w:p>
+            <w:pPr>
+              <w:jc w:val="center"/>
+            </w:pPr>
+            <w:r/>
+            <w:r>
+              <w:rPr>
+                <w:rFonts w:ascii="Helvetica" w:hAnsi="Helvetica"/>
+                <w:b w:val="0"/>
+                <w:sz w:val="18"/>
+              </w:rPr>
+              <w:t>(0.138)</w:t>
+            </w:r>
+          </w:p>
+        </w:tc>
+        <w:tc>
+          <w:tcPr>
+            <w:tcW w:type="dxa" w:w="936"/>
+          </w:tcPr>
+          <w:p>
+            <w:pPr>
+              <w:jc w:val="center"/>
+            </w:pPr>
+            <w:r/>
+            <w:r>
+              <w:rPr>
+                <w:rFonts w:ascii="Helvetica" w:hAnsi="Helvetica"/>
+                <w:b w:val="0"/>
+                <w:sz w:val="18"/>
+              </w:rPr>
+              <w:t>-0.211</w:t>
             </w:r>
           </w:p>
         </w:tc>
@@ -4304,45 +4304,45 @@
                 <w:b w:val="0"/>
                 <w:sz w:val="18"/>
               </w:rPr>
-              <w:t>0.039</w:t>
-            </w:r>
-          </w:p>
-        </w:tc>
-        <w:tc>
-          <w:tcPr>
-            <w:tcW w:type="dxa" w:w="936"/>
-          </w:tcPr>
-          <w:p>
-            <w:pPr>
-              <w:jc w:val="center"/>
-            </w:pPr>
-            <w:r/>
-            <w:r>
-              <w:rPr>
-                <w:rFonts w:ascii="Helvetica" w:hAnsi="Helvetica"/>
-                <w:b w:val="0"/>
-                <w:sz w:val="18"/>
-              </w:rPr>
-              <w:t>(0.163)</w:t>
-            </w:r>
-          </w:p>
-        </w:tc>
-        <w:tc>
-          <w:tcPr>
-            <w:tcW w:type="dxa" w:w="936"/>
-          </w:tcPr>
-          <w:p>
-            <w:pPr>
-              <w:jc w:val="center"/>
-            </w:pPr>
-            <w:r/>
-            <w:r>
-              <w:rPr>
-                <w:rFonts w:ascii="Helvetica" w:hAnsi="Helvetica"/>
-                <w:b w:val="0"/>
-                <w:sz w:val="18"/>
-              </w:rPr>
-              <w:t>0.025</w:t>
+              <w:t>-0.005</w:t>
+            </w:r>
+          </w:p>
+        </w:tc>
+        <w:tc>
+          <w:tcPr>
+            <w:tcW w:type="dxa" w:w="936"/>
+          </w:tcPr>
+          <w:p>
+            <w:pPr>
+              <w:jc w:val="center"/>
+            </w:pPr>
+            <w:r/>
+            <w:r>
+              <w:rPr>
+                <w:rFonts w:ascii="Helvetica" w:hAnsi="Helvetica"/>
+                <w:b w:val="0"/>
+                <w:sz w:val="18"/>
+              </w:rPr>
+              <w:t>(0.155)</w:t>
+            </w:r>
+          </w:p>
+        </w:tc>
+        <w:tc>
+          <w:tcPr>
+            <w:tcW w:type="dxa" w:w="936"/>
+          </w:tcPr>
+          <w:p>
+            <w:pPr>
+              <w:jc w:val="center"/>
+            </w:pPr>
+            <w:r/>
+            <w:r>
+              <w:rPr>
+                <w:rFonts w:ascii="Helvetica" w:hAnsi="Helvetica"/>
+                <w:b w:val="0"/>
+                <w:sz w:val="18"/>
+              </w:rPr>
+              <w:t>-0.003</w:t>
             </w:r>
           </w:p>
         </w:tc>
